--- a/docs/BookDan-Investor-Business-Logic-Report.docx
+++ b/docs/BookDan-Investor-Business-Logic-Report.docx
@@ -146,7 +146,7 @@
         <w:rPr>
           <w:rFonts w:ascii="Calibri" w:cs="Calibri" w:eastAsia="Calibri" w:hAnsi="Calibri"/>
         </w:rPr>
-        <w:t xml:space="preserve">Live-system note: the newest features (migrations 00028 to 00033: hotel cancellation, hotel support, review replies, statements, call log, hotel applications) are built and tested, but the database update that switches them on has not yet been run on the live server. Section 12 says exactly what is still to be done before launch.</w:t>
+        <w:t xml:space="preserve">Live-system note: the newest features (migrations 00034 to 00036: review moderation, admin accounts and roles, date changes with a price difference) are built and tested, but the database update that switches them on has not yet been run on the live server. Section 12 says exactly what is still to be done before launch.</w:t>
       </w:r>
     </w:p>
     <w:p>
@@ -1588,7 +1588,7 @@
                 <w:sz w:val="19"/>
                 <w:szCs w:val="19"/>
               </w:rPr>
-              <w:t xml:space="preserve">Once per booking, only if the new price is exactly the same, and both old and new check-in are more than 48 hours away</w:t>
+              <w:t xml:space="preserve">Once per booking; both old and new check-in more than 48 hours away. The guest sees and confirms the new price; a difference is paid or refunded</w:t>
             </w:r>
           </w:p>
         </w:tc>
@@ -1620,7 +1620,7 @@
                 <w:sz w:val="19"/>
                 <w:szCs w:val="19"/>
               </w:rPr>
-              <w:t xml:space="preserve">Otherwise cancel and book again.</w:t>
+              <w:t xml:space="preserve">The new nights are held 15 minutes while a difference is paid.</w:t>
             </w:r>
           </w:p>
         </w:tc>
@@ -3072,7 +3072,7 @@
                 <w:sz w:val="19"/>
                 <w:szCs w:val="19"/>
               </w:rPr>
-              <w:t xml:space="preserve">Five wrong tries cancel the code; a code lives only 5 minutes; no more than 5 codes per 10 minutes for one address.</w:t>
+              <w:t xml:space="preserve">Five wrong tries cancel the code; a code lives only 5 minutes; no more than 5 codes per 10 minutes for one address, and no more than 30 per 10 minutes from one internet connection (this stops one person asking for codes for many addresses or numbers; the figure is generous because many people share one mobile-network connection).</w:t>
             </w:r>
           </w:p>
         </w:tc>
@@ -4409,6 +4409,109 @@
                 <w:sz w:val="19"/>
                 <w:szCs w:val="19"/>
               </w:rPr>
+              <w:t xml:space="preserve">Saved hotels (wishlist)</w:t>
+            </w:r>
+          </w:p>
+        </w:tc>
+        <w:tc>
+          <w:tcPr>
+            <w:tcW w:type="dxa" w:w="4826"/>
+            <w:tcBorders>
+              <w:top w:val="single" w:color="BFBFBF" w:sz="4"/>
+              <w:left w:val="single" w:color="BFBFBF" w:sz="4"/>
+              <w:bottom w:val="single" w:color="BFBFBF" w:sz="4"/>
+              <w:right w:val="single" w:color="BFBFBF" w:sz="4"/>
+            </w:tcBorders>
+            <w:shd w:fill="F2F2F2" w:color="auto" w:val="clear"/>
+            <w:tcMar>
+              <w:top w:type="dxa" w:w="60"/>
+              <w:left w:type="dxa" w:w="100"/>
+              <w:bottom w:type="dxa" w:w="60"/>
+              <w:right w:type="dxa" w:w="100"/>
+            </w:tcMar>
+          </w:tcPr>
+          <w:p>
+            <w:pPr>
+              <w:spacing w:after="40"/>
+            </w:pPr>
+            <w:r>
+              <w:rPr>
+                <w:rFonts w:ascii="Calibri" w:cs="Calibri" w:eastAsia="Calibri" w:hAnsi="Calibri"/>
+                <w:b w:val="false"/>
+                <w:bCs w:val="false"/>
+                <w:sz w:val="19"/>
+                <w:szCs w:val="19"/>
+              </w:rPr>
+              <w:t xml:space="preserve">A guest saves hotels with the heart. The list is kept on the phone (it works offline) and on the server, so it follows the guest to a new phone after signing in; removing a hotel offline is remembered and sent later. Up to 200 hotels.</w:t>
+            </w:r>
+          </w:p>
+        </w:tc>
+        <w:tc>
+          <w:tcPr>
+            <w:tcW w:type="dxa" w:w="1900"/>
+            <w:tcBorders>
+              <w:top w:val="single" w:color="BFBFBF" w:sz="4"/>
+              <w:left w:val="single" w:color="BFBFBF" w:sz="4"/>
+              <w:bottom w:val="single" w:color="BFBFBF" w:sz="4"/>
+              <w:right w:val="single" w:color="BFBFBF" w:sz="4"/>
+            </w:tcBorders>
+            <w:shd w:fill="F2F2F2" w:color="auto" w:val="clear"/>
+            <w:tcMar>
+              <w:top w:type="dxa" w:w="60"/>
+              <w:left w:type="dxa" w:w="100"/>
+              <w:bottom w:type="dxa" w:w="60"/>
+              <w:right w:type="dxa" w:w="100"/>
+            </w:tcMar>
+          </w:tcPr>
+          <w:p>
+            <w:pPr>
+              <w:spacing w:after="40"/>
+            </w:pPr>
+            <w:r>
+              <w:rPr>
+                <w:rFonts w:ascii="Calibri" w:cs="Calibri" w:eastAsia="Calibri" w:hAnsi="Calibri"/>
+                <w:b w:val="false"/>
+                <w:bCs w:val="false"/>
+                <w:sz w:val="19"/>
+                <w:szCs w:val="19"/>
+              </w:rPr>
+              <w:t xml:space="preserve">Working</w:t>
+            </w:r>
+          </w:p>
+        </w:tc>
+      </w:tr>
+      <w:tr>
+        <w:trPr>
+          <w:cantSplit/>
+        </w:trPr>
+        <w:tc>
+          <w:tcPr>
+            <w:tcW w:type="dxa" w:w="2300"/>
+            <w:tcBorders>
+              <w:top w:val="single" w:color="BFBFBF" w:sz="4"/>
+              <w:left w:val="single" w:color="BFBFBF" w:sz="4"/>
+              <w:bottom w:val="single" w:color="BFBFBF" w:sz="4"/>
+              <w:right w:val="single" w:color="BFBFBF" w:sz="4"/>
+            </w:tcBorders>
+            <w:tcMar>
+              <w:top w:type="dxa" w:w="60"/>
+              <w:left w:type="dxa" w:w="100"/>
+              <w:bottom w:type="dxa" w:w="60"/>
+              <w:right w:type="dxa" w:w="100"/>
+            </w:tcMar>
+          </w:tcPr>
+          <w:p>
+            <w:pPr>
+              <w:spacing w:after="40"/>
+            </w:pPr>
+            <w:r>
+              <w:rPr>
+                <w:rFonts w:ascii="Calibri" w:cs="Calibri" w:eastAsia="Calibri" w:hAnsi="Calibri"/>
+                <w:b/>
+                <w:bCs/>
+                <w:sz w:val="19"/>
+                <w:szCs w:val="19"/>
+              </w:rPr>
               <w:t xml:space="preserve">Hotel's phone number</w:t>
             </w:r>
           </w:p>
@@ -4422,7 +4525,6 @@
               <w:bottom w:val="single" w:color="BFBFBF" w:sz="4"/>
               <w:right w:val="single" w:color="BFBFBF" w:sz="4"/>
             </w:tcBorders>
-            <w:shd w:fill="F2F2F2" w:color="auto" w:val="clear"/>
             <w:tcMar>
               <w:top w:type="dxa" w:w="60"/>
               <w:left w:type="dxa" w:w="100"/>
@@ -4455,7 +4557,6 @@
               <w:bottom w:val="single" w:color="BFBFBF" w:sz="4"/>
               <w:right w:val="single" w:color="BFBFBF" w:sz="4"/>
             </w:tcBorders>
-            <w:shd w:fill="F2F2F2" w:color="auto" w:val="clear"/>
             <w:tcMar>
               <w:top w:type="dxa" w:w="60"/>
               <w:left w:type="dxa" w:w="100"/>
@@ -8183,7 +8284,7 @@
                 <w:sz w:val="19"/>
                 <w:szCs w:val="19"/>
               </w:rPr>
-              <w:t xml:space="preserve">Allowed once, if the same room type is free on every new night, the new dates cost exactly the same, there is no coupon, and both check-in dates are more than 48 hours away. The hotel is alerted and the guest emailed. If the price differs, the app says so and offers cancel-and-rebook.</w:t>
+              <w:t xml:space="preserve">Allowed once, if the same room type is free on every new night, there is no coupon, the rate is refundable, and both check-in dates are more than 48 hours away. The guest sees the price first and confirms the new total. Same price: the booking just moves. Cheaper: it moves and the difference is refunded. Dearer: the guest pays the difference (the new nights are held for 15 minutes while paying); the booking moves when the payment is done, or stays as it was if it is not. Paid at the hotel: it moves and the amount to pay at the hotel changes. The hotel is alerted and the guest emailed.</w:t>
             </w:r>
           </w:p>
         </w:tc>
@@ -8215,7 +8316,7 @@
                 <w:sz w:val="19"/>
                 <w:szCs w:val="19"/>
               </w:rPr>
-              <w:t xml:space="preserve">Working. Not built: paying or refunding a price difference.</w:t>
+              <w:t xml:space="preserve">Working</w:t>
             </w:r>
           </w:p>
         </w:tc>
@@ -9418,7 +9519,7 @@
                 <w:sz w:val="19"/>
                 <w:szCs w:val="19"/>
               </w:rPr>
-              <w:t xml:space="preserve">Working. Phone alert for new answers: not built.</w:t>
+              <w:t xml:space="preserve">Working. A phone alert also arrives when support answers.</w:t>
             </w:r>
           </w:p>
         </w:tc>
@@ -14236,7 +14337,7 @@
                 <w:sz w:val="19"/>
                 <w:szCs w:val="19"/>
               </w:rPr>
-              <w:t xml:space="preserve">Cannot yet be removed by an admin from the portal.</w:t>
+              <w:t xml:space="preserve">An admin can hide it with a reason (see 5.4).</w:t>
             </w:r>
           </w:p>
         </w:tc>
@@ -14269,7 +14370,7 @@
                 <w:sz w:val="19"/>
                 <w:szCs w:val="19"/>
               </w:rPr>
-              <w:t xml:space="preserve">Not built</w:t>
+              <w:t xml:space="preserve">Working</w:t>
             </w:r>
           </w:p>
         </w:tc>
@@ -15304,6 +15405,108 @@
                 <w:sz w:val="19"/>
                 <w:szCs w:val="19"/>
               </w:rPr>
+              <w:t xml:space="preserve">Look and feel</w:t>
+            </w:r>
+          </w:p>
+        </w:tc>
+        <w:tc>
+          <w:tcPr>
+            <w:tcW w:type="dxa" w:w="4826"/>
+            <w:tcBorders>
+              <w:top w:val="single" w:color="BFBFBF" w:sz="4"/>
+              <w:left w:val="single" w:color="BFBFBF" w:sz="4"/>
+              <w:bottom w:val="single" w:color="BFBFBF" w:sz="4"/>
+              <w:right w:val="single" w:color="BFBFBF" w:sz="4"/>
+            </w:tcBorders>
+            <w:tcMar>
+              <w:top w:type="dxa" w:w="60"/>
+              <w:left w:type="dxa" w:w="100"/>
+              <w:bottom w:type="dxa" w:w="60"/>
+              <w:right w:type="dxa" w:w="100"/>
+            </w:tcMar>
+          </w:tcPr>
+          <w:p>
+            <w:pPr>
+              <w:spacing w:after="40"/>
+            </w:pPr>
+            <w:r>
+              <w:rPr>
+                <w:rFonts w:ascii="Calibri" w:cs="Calibri" w:eastAsia="Calibri" w:hAnsi="Calibri"/>
+                <w:b w:val="false"/>
+                <w:bCs w:val="false"/>
+                <w:sz w:val="19"/>
+                <w:szCs w:val="19"/>
+              </w:rPr>
+              <w:t xml:space="preserve">Every screen has the same deep-navy header as the guest app, a dark tab bar, and on the booking list three numbers at a glance: bookings to answer, guests arriving today and guests in the hotel.</w:t>
+            </w:r>
+          </w:p>
+        </w:tc>
+        <w:tc>
+          <w:tcPr>
+            <w:tcW w:type="dxa" w:w="1900"/>
+            <w:tcBorders>
+              <w:top w:val="single" w:color="BFBFBF" w:sz="4"/>
+              <w:left w:val="single" w:color="BFBFBF" w:sz="4"/>
+              <w:bottom w:val="single" w:color="BFBFBF" w:sz="4"/>
+              <w:right w:val="single" w:color="BFBFBF" w:sz="4"/>
+            </w:tcBorders>
+            <w:tcMar>
+              <w:top w:type="dxa" w:w="60"/>
+              <w:left w:type="dxa" w:w="100"/>
+              <w:bottom w:type="dxa" w:w="60"/>
+              <w:right w:type="dxa" w:w="100"/>
+            </w:tcMar>
+          </w:tcPr>
+          <w:p>
+            <w:pPr>
+              <w:spacing w:after="40"/>
+            </w:pPr>
+            <w:r>
+              <w:rPr>
+                <w:rFonts w:ascii="Calibri" w:cs="Calibri" w:eastAsia="Calibri" w:hAnsi="Calibri"/>
+                <w:b w:val="false"/>
+                <w:bCs w:val="false"/>
+                <w:sz w:val="19"/>
+                <w:szCs w:val="19"/>
+              </w:rPr>
+              <w:t xml:space="preserve">Working</w:t>
+            </w:r>
+          </w:p>
+        </w:tc>
+      </w:tr>
+      <w:tr>
+        <w:trPr>
+          <w:cantSplit/>
+        </w:trPr>
+        <w:tc>
+          <w:tcPr>
+            <w:tcW w:type="dxa" w:w="2300"/>
+            <w:tcBorders>
+              <w:top w:val="single" w:color="BFBFBF" w:sz="4"/>
+              <w:left w:val="single" w:color="BFBFBF" w:sz="4"/>
+              <w:bottom w:val="single" w:color="BFBFBF" w:sz="4"/>
+              <w:right w:val="single" w:color="BFBFBF" w:sz="4"/>
+            </w:tcBorders>
+            <w:shd w:fill="F2F2F2" w:color="auto" w:val="clear"/>
+            <w:tcMar>
+              <w:top w:type="dxa" w:w="60"/>
+              <w:left w:type="dxa" w:w="100"/>
+              <w:bottom w:type="dxa" w:w="60"/>
+              <w:right w:type="dxa" w:w="100"/>
+            </w:tcMar>
+          </w:tcPr>
+          <w:p>
+            <w:pPr>
+              <w:spacing w:after="40"/>
+            </w:pPr>
+            <w:r>
+              <w:rPr>
+                <w:rFonts w:ascii="Calibri" w:cs="Calibri" w:eastAsia="Calibri" w:hAnsi="Calibri"/>
+                <w:b/>
+                <w:bCs/>
+                <w:sz w:val="19"/>
+                <w:szCs w:val="19"/>
+              </w:rPr>
               <w:t xml:space="preserve">Language</w:t>
             </w:r>
           </w:p>
@@ -15317,6 +15520,7 @@
               <w:bottom w:val="single" w:color="BFBFBF" w:sz="4"/>
               <w:right w:val="single" w:color="BFBFBF" w:sz="4"/>
             </w:tcBorders>
+            <w:shd w:fill="F2F2F2" w:color="auto" w:val="clear"/>
             <w:tcMar>
               <w:top w:type="dxa" w:w="60"/>
               <w:left w:type="dxa" w:w="100"/>
@@ -15349,6 +15553,7 @@
               <w:bottom w:val="single" w:color="BFBFBF" w:sz="4"/>
               <w:right w:val="single" w:color="BFBFBF" w:sz="4"/>
             </w:tcBorders>
+            <w:shd w:fill="F2F2F2" w:color="auto" w:val="clear"/>
             <w:tcMar>
               <w:top w:type="dxa" w:w="60"/>
               <w:left w:type="dxa" w:w="100"/>
@@ -15601,7 +15806,7 @@
                 <w:sz w:val="19"/>
                 <w:szCs w:val="19"/>
               </w:rPr>
-              <w:t xml:space="preserve">Email and password; at most 8 tries per 10 minutes. Only platform admins reach business details, payouts and publishing.</w:t>
+              <w:t xml:space="preserve">Every BookDan staff member has their own email and password (12 characters or more). Five wrong passwords lock the account for 15 minutes. A second step with an authenticator app (a 6-digit code) can be switched on, and each code works only once.</w:t>
             </w:r>
           </w:p>
         </w:tc>
@@ -15633,7 +15838,7 @@
                 <w:sz w:val="19"/>
                 <w:szCs w:val="19"/>
               </w:rPr>
-              <w:t xml:space="preserve">Working. Decision: separate support and finance roles are not built.</w:t>
+              <w:t xml:space="preserve">Working</w:t>
             </w:r>
           </w:p>
         </w:tc>
@@ -15671,6 +15876,314 @@
                 <w:sz w:val="19"/>
                 <w:szCs w:val="19"/>
               </w:rPr>
+              <w:t xml:space="preserve">Admin roles</w:t>
+            </w:r>
+          </w:p>
+        </w:tc>
+        <w:tc>
+          <w:tcPr>
+            <w:tcW w:type="dxa" w:w="4826"/>
+            <w:tcBorders>
+              <w:top w:val="single" w:color="BFBFBF" w:sz="4"/>
+              <w:left w:val="single" w:color="BFBFBF" w:sz="4"/>
+              <w:bottom w:val="single" w:color="BFBFBF" w:sz="4"/>
+              <w:right w:val="single" w:color="BFBFBF" w:sz="4"/>
+            </w:tcBorders>
+            <w:shd w:fill="F2F2F2" w:color="auto" w:val="clear"/>
+            <w:tcMar>
+              <w:top w:type="dxa" w:w="60"/>
+              <w:left w:type="dxa" w:w="100"/>
+              <w:bottom w:type="dxa" w:w="60"/>
+              <w:right w:type="dxa" w:w="100"/>
+            </w:tcMar>
+          </w:tcPr>
+          <w:p>
+            <w:pPr>
+              <w:spacing w:after="40"/>
+            </w:pPr>
+            <w:r>
+              <w:rPr>
+                <w:rFonts w:ascii="Calibri" w:cs="Calibri" w:eastAsia="Calibri" w:hAnsi="Calibri"/>
+                <w:b w:val="false"/>
+                <w:bCs w:val="false"/>
+                <w:sz w:val="19"/>
+                <w:szCs w:val="19"/>
+              </w:rPr>
+              <w:t xml:space="preserve">Super admin: everything, including adding and disabling admins. Support: the support queue, disputes, goodwill refunds, relocations and review moderation. Finance: payouts, receipts, statements, payment issues, exchange rates and the hotels' payout details. Every role can read the hotel list, analytics, calls and coupons. The admin page shows each person only the tabs their role allows, and the server checks it again on every request.</w:t>
+            </w:r>
+          </w:p>
+        </w:tc>
+        <w:tc>
+          <w:tcPr>
+            <w:tcW w:type="dxa" w:w="1900"/>
+            <w:tcBorders>
+              <w:top w:val="single" w:color="BFBFBF" w:sz="4"/>
+              <w:left w:val="single" w:color="BFBFBF" w:sz="4"/>
+              <w:bottom w:val="single" w:color="BFBFBF" w:sz="4"/>
+              <w:right w:val="single" w:color="BFBFBF" w:sz="4"/>
+            </w:tcBorders>
+            <w:shd w:fill="F2F2F2" w:color="auto" w:val="clear"/>
+            <w:tcMar>
+              <w:top w:type="dxa" w:w="60"/>
+              <w:left w:type="dxa" w:w="100"/>
+              <w:bottom w:type="dxa" w:w="60"/>
+              <w:right w:type="dxa" w:w="100"/>
+            </w:tcMar>
+          </w:tcPr>
+          <w:p>
+            <w:pPr>
+              <w:spacing w:after="40"/>
+            </w:pPr>
+            <w:r>
+              <w:rPr>
+                <w:rFonts w:ascii="Calibri" w:cs="Calibri" w:eastAsia="Calibri" w:hAnsi="Calibri"/>
+                <w:b w:val="false"/>
+                <w:bCs w:val="false"/>
+                <w:sz w:val="19"/>
+                <w:szCs w:val="19"/>
+              </w:rPr>
+              <w:t xml:space="preserve">Working</w:t>
+            </w:r>
+          </w:p>
+        </w:tc>
+      </w:tr>
+      <w:tr>
+        <w:trPr>
+          <w:cantSplit/>
+        </w:trPr>
+        <w:tc>
+          <w:tcPr>
+            <w:tcW w:type="dxa" w:w="2300"/>
+            <w:tcBorders>
+              <w:top w:val="single" w:color="BFBFBF" w:sz="4"/>
+              <w:left w:val="single" w:color="BFBFBF" w:sz="4"/>
+              <w:bottom w:val="single" w:color="BFBFBF" w:sz="4"/>
+              <w:right w:val="single" w:color="BFBFBF" w:sz="4"/>
+            </w:tcBorders>
+            <w:tcMar>
+              <w:top w:type="dxa" w:w="60"/>
+              <w:left w:type="dxa" w:w="100"/>
+              <w:bottom w:type="dxa" w:w="60"/>
+              <w:right w:type="dxa" w:w="100"/>
+            </w:tcMar>
+          </w:tcPr>
+          <w:p>
+            <w:pPr>
+              <w:spacing w:after="40"/>
+            </w:pPr>
+            <w:r>
+              <w:rPr>
+                <w:rFonts w:ascii="Calibri" w:cs="Calibri" w:eastAsia="Calibri" w:hAnsi="Calibri"/>
+                <w:b/>
+                <w:bCs/>
+                <w:sz w:val="19"/>
+                <w:szCs w:val="19"/>
+              </w:rPr>
+              <w:t xml:space="preserve">New admin, lost phone, leaver</w:t>
+            </w:r>
+          </w:p>
+        </w:tc>
+        <w:tc>
+          <w:tcPr>
+            <w:tcW w:type="dxa" w:w="4826"/>
+            <w:tcBorders>
+              <w:top w:val="single" w:color="BFBFBF" w:sz="4"/>
+              <w:left w:val="single" w:color="BFBFBF" w:sz="4"/>
+              <w:bottom w:val="single" w:color="BFBFBF" w:sz="4"/>
+              <w:right w:val="single" w:color="BFBFBF" w:sz="4"/>
+            </w:tcBorders>
+            <w:tcMar>
+              <w:top w:type="dxa" w:w="60"/>
+              <w:left w:type="dxa" w:w="100"/>
+              <w:bottom w:type="dxa" w:w="60"/>
+              <w:right w:type="dxa" w:w="100"/>
+            </w:tcMar>
+          </w:tcPr>
+          <w:p>
+            <w:pPr>
+              <w:spacing w:after="40"/>
+            </w:pPr>
+            <w:r>
+              <w:rPr>
+                <w:rFonts w:ascii="Calibri" w:cs="Calibri" w:eastAsia="Calibri" w:hAnsi="Calibri"/>
+                <w:b w:val="false"/>
+                <w:bCs w:val="false"/>
+                <w:sz w:val="19"/>
+                <w:szCs w:val="19"/>
+              </w:rPr>
+              <w:t xml:space="preserve">A super admin adds an admin: a temporary password is generated and shown once, and the new admin must choose their own at the first sign-in. A super admin can reset a password (the old sessions end at once), remove a lost authenticator, unlock a locked account, change a role or disable an account: a disabled admin is signed out at that moment. The last active super admin cannot be disabled or demoted, and nobody can disable themselves.</w:t>
+            </w:r>
+          </w:p>
+        </w:tc>
+        <w:tc>
+          <w:tcPr>
+            <w:tcW w:type="dxa" w:w="1900"/>
+            <w:tcBorders>
+              <w:top w:val="single" w:color="BFBFBF" w:sz="4"/>
+              <w:left w:val="single" w:color="BFBFBF" w:sz="4"/>
+              <w:bottom w:val="single" w:color="BFBFBF" w:sz="4"/>
+              <w:right w:val="single" w:color="BFBFBF" w:sz="4"/>
+            </w:tcBorders>
+            <w:tcMar>
+              <w:top w:type="dxa" w:w="60"/>
+              <w:left w:type="dxa" w:w="100"/>
+              <w:bottom w:type="dxa" w:w="60"/>
+              <w:right w:type="dxa" w:w="100"/>
+            </w:tcMar>
+          </w:tcPr>
+          <w:p>
+            <w:pPr>
+              <w:spacing w:after="40"/>
+            </w:pPr>
+            <w:r>
+              <w:rPr>
+                <w:rFonts w:ascii="Calibri" w:cs="Calibri" w:eastAsia="Calibri" w:hAnsi="Calibri"/>
+                <w:b w:val="false"/>
+                <w:bCs w:val="false"/>
+                <w:sz w:val="19"/>
+                <w:szCs w:val="19"/>
+              </w:rPr>
+              <w:t xml:space="preserve">Working</w:t>
+            </w:r>
+          </w:p>
+        </w:tc>
+      </w:tr>
+      <w:tr>
+        <w:trPr>
+          <w:cantSplit/>
+        </w:trPr>
+        <w:tc>
+          <w:tcPr>
+            <w:tcW w:type="dxa" w:w="2300"/>
+            <w:tcBorders>
+              <w:top w:val="single" w:color="BFBFBF" w:sz="4"/>
+              <w:left w:val="single" w:color="BFBFBF" w:sz="4"/>
+              <w:bottom w:val="single" w:color="BFBFBF" w:sz="4"/>
+              <w:right w:val="single" w:color="BFBFBF" w:sz="4"/>
+            </w:tcBorders>
+            <w:shd w:fill="F2F2F2" w:color="auto" w:val="clear"/>
+            <w:tcMar>
+              <w:top w:type="dxa" w:w="60"/>
+              <w:left w:type="dxa" w:w="100"/>
+              <w:bottom w:type="dxa" w:w="60"/>
+              <w:right w:type="dxa" w:w="100"/>
+            </w:tcMar>
+          </w:tcPr>
+          <w:p>
+            <w:pPr>
+              <w:spacing w:after="40"/>
+            </w:pPr>
+            <w:r>
+              <w:rPr>
+                <w:rFonts w:ascii="Calibri" w:cs="Calibri" w:eastAsia="Calibri" w:hAnsi="Calibri"/>
+                <w:b/>
+                <w:bCs/>
+                <w:sz w:val="19"/>
+                <w:szCs w:val="19"/>
+              </w:rPr>
+              <w:t xml:space="preserve">The shared first-time password</w:t>
+            </w:r>
+          </w:p>
+        </w:tc>
+        <w:tc>
+          <w:tcPr>
+            <w:tcW w:type="dxa" w:w="4826"/>
+            <w:tcBorders>
+              <w:top w:val="single" w:color="BFBFBF" w:sz="4"/>
+              <w:left w:val="single" w:color="BFBFBF" w:sz="4"/>
+              <w:bottom w:val="single" w:color="BFBFBF" w:sz="4"/>
+              <w:right w:val="single" w:color="BFBFBF" w:sz="4"/>
+            </w:tcBorders>
+            <w:shd w:fill="F2F2F2" w:color="auto" w:val="clear"/>
+            <w:tcMar>
+              <w:top w:type="dxa" w:w="60"/>
+              <w:left w:type="dxa" w:w="100"/>
+              <w:bottom w:type="dxa" w:w="60"/>
+              <w:right w:type="dxa" w:w="100"/>
+            </w:tcMar>
+          </w:tcPr>
+          <w:p>
+            <w:pPr>
+              <w:spacing w:after="40"/>
+            </w:pPr>
+            <w:r>
+              <w:rPr>
+                <w:rFonts w:ascii="Calibri" w:cs="Calibri" w:eastAsia="Calibri" w:hAnsi="Calibri"/>
+                <w:b w:val="false"/>
+                <w:bCs w:val="false"/>
+                <w:sz w:val="19"/>
+                <w:szCs w:val="19"/>
+              </w:rPr>
+              <w:t xml:space="preserve">The setup password in the server settings lets the first person in as a super admin. Once that person has their own account, the shared password stops working for them and can be removed from the settings.</w:t>
+            </w:r>
+          </w:p>
+        </w:tc>
+        <w:tc>
+          <w:tcPr>
+            <w:tcW w:type="dxa" w:w="1900"/>
+            <w:tcBorders>
+              <w:top w:val="single" w:color="BFBFBF" w:sz="4"/>
+              <w:left w:val="single" w:color="BFBFBF" w:sz="4"/>
+              <w:bottom w:val="single" w:color="BFBFBF" w:sz="4"/>
+              <w:right w:val="single" w:color="BFBFBF" w:sz="4"/>
+            </w:tcBorders>
+            <w:shd w:fill="F2F2F2" w:color="auto" w:val="clear"/>
+            <w:tcMar>
+              <w:top w:type="dxa" w:w="60"/>
+              <w:left w:type="dxa" w:w="100"/>
+              <w:bottom w:type="dxa" w:w="60"/>
+              <w:right w:type="dxa" w:w="100"/>
+            </w:tcMar>
+          </w:tcPr>
+          <w:p>
+            <w:pPr>
+              <w:spacing w:after="40"/>
+            </w:pPr>
+            <w:r>
+              <w:rPr>
+                <w:rFonts w:ascii="Calibri" w:cs="Calibri" w:eastAsia="Calibri" w:hAnsi="Calibri"/>
+                <w:b w:val="false"/>
+                <w:bCs w:val="false"/>
+                <w:sz w:val="19"/>
+                <w:szCs w:val="19"/>
+              </w:rPr>
+              <w:t xml:space="preserve">Working</w:t>
+            </w:r>
+          </w:p>
+        </w:tc>
+      </w:tr>
+      <w:tr>
+        <w:trPr>
+          <w:cantSplit/>
+        </w:trPr>
+        <w:tc>
+          <w:tcPr>
+            <w:tcW w:type="dxa" w:w="2300"/>
+            <w:tcBorders>
+              <w:top w:val="single" w:color="BFBFBF" w:sz="4"/>
+              <w:left w:val="single" w:color="BFBFBF" w:sz="4"/>
+              <w:bottom w:val="single" w:color="BFBFBF" w:sz="4"/>
+              <w:right w:val="single" w:color="BFBFBF" w:sz="4"/>
+            </w:tcBorders>
+            <w:tcMar>
+              <w:top w:type="dxa" w:w="60"/>
+              <w:left w:type="dxa" w:w="100"/>
+              <w:bottom w:type="dxa" w:w="60"/>
+              <w:right w:type="dxa" w:w="100"/>
+            </w:tcMar>
+          </w:tcPr>
+          <w:p>
+            <w:pPr>
+              <w:spacing w:after="40"/>
+            </w:pPr>
+            <w:r>
+              <w:rPr>
+                <w:rFonts w:ascii="Calibri" w:cs="Calibri" w:eastAsia="Calibri" w:hAnsi="Calibri"/>
+                <w:b/>
+                <w:bCs/>
+                <w:sz w:val="19"/>
+                <w:szCs w:val="19"/>
+              </w:rPr>
               <w:t xml:space="preserve">Who changed what?</w:t>
             </w:r>
           </w:p>
@@ -15684,7 +16197,6 @@
               <w:bottom w:val="single" w:color="BFBFBF" w:sz="4"/>
               <w:right w:val="single" w:color="BFBFBF" w:sz="4"/>
             </w:tcBorders>
-            <w:shd w:fill="F2F2F2" w:color="auto" w:val="clear"/>
             <w:tcMar>
               <w:top w:type="dxa" w:w="60"/>
               <w:left w:type="dxa" w:w="100"/>
@@ -15717,7 +16229,6 @@
               <w:bottom w:val="single" w:color="BFBFBF" w:sz="4"/>
               <w:right w:val="single" w:color="BFBFBF" w:sz="4"/>
             </w:tcBorders>
-            <w:shd w:fill="F2F2F2" w:color="auto" w:val="clear"/>
             <w:tcMar>
               <w:top w:type="dxa" w:w="60"/>
               <w:left w:type="dxa" w:w="100"/>
@@ -18188,6 +18699,110 @@
               <w:bottom w:val="single" w:color="BFBFBF" w:sz="4"/>
               <w:right w:val="single" w:color="BFBFBF" w:sz="4"/>
             </w:tcBorders>
+            <w:tcMar>
+              <w:top w:type="dxa" w:w="60"/>
+              <w:left w:type="dxa" w:w="100"/>
+              <w:bottom w:type="dxa" w:w="60"/>
+              <w:right w:type="dxa" w:w="100"/>
+            </w:tcMar>
+          </w:tcPr>
+          <w:p>
+            <w:pPr>
+              <w:spacing w:after="40"/>
+            </w:pPr>
+            <w:r>
+              <w:rPr>
+                <w:rFonts w:ascii="Calibri" w:cs="Calibri" w:eastAsia="Calibri" w:hAnsi="Calibri"/>
+                <w:b w:val="false"/>
+                <w:bCs w:val="false"/>
+                <w:sz w:val="19"/>
+                <w:szCs w:val="19"/>
+              </w:rPr>
+              <w:t xml:space="preserve">Working</w:t>
+            </w:r>
+          </w:p>
+        </w:tc>
+      </w:tr>
+      <w:tr>
+        <w:trPr>
+          <w:cantSplit/>
+        </w:trPr>
+        <w:tc>
+          <w:tcPr>
+            <w:tcW w:type="dxa" w:w="2300"/>
+            <w:tcBorders>
+              <w:top w:val="single" w:color="BFBFBF" w:sz="4"/>
+              <w:left w:val="single" w:color="BFBFBF" w:sz="4"/>
+              <w:bottom w:val="single" w:color="BFBFBF" w:sz="4"/>
+              <w:right w:val="single" w:color="BFBFBF" w:sz="4"/>
+            </w:tcBorders>
+            <w:shd w:fill="F2F2F2" w:color="auto" w:val="clear"/>
+            <w:tcMar>
+              <w:top w:type="dxa" w:w="60"/>
+              <w:left w:type="dxa" w:w="100"/>
+              <w:bottom w:type="dxa" w:w="60"/>
+              <w:right w:type="dxa" w:w="100"/>
+            </w:tcMar>
+          </w:tcPr>
+          <w:p>
+            <w:pPr>
+              <w:spacing w:after="40"/>
+            </w:pPr>
+            <w:r>
+              <w:rPr>
+                <w:rFonts w:ascii="Calibri" w:cs="Calibri" w:eastAsia="Calibri" w:hAnsi="Calibri"/>
+                <w:b/>
+                <w:bCs/>
+                <w:sz w:val="19"/>
+                <w:szCs w:val="19"/>
+              </w:rPr>
+              <w:t xml:space="preserve">Abusive review</w:t>
+            </w:r>
+          </w:p>
+        </w:tc>
+        <w:tc>
+          <w:tcPr>
+            <w:tcW w:type="dxa" w:w="4826"/>
+            <w:tcBorders>
+              <w:top w:val="single" w:color="BFBFBF" w:sz="4"/>
+              <w:left w:val="single" w:color="BFBFBF" w:sz="4"/>
+              <w:bottom w:val="single" w:color="BFBFBF" w:sz="4"/>
+              <w:right w:val="single" w:color="BFBFBF" w:sz="4"/>
+            </w:tcBorders>
+            <w:shd w:fill="F2F2F2" w:color="auto" w:val="clear"/>
+            <w:tcMar>
+              <w:top w:type="dxa" w:w="60"/>
+              <w:left w:type="dxa" w:w="100"/>
+              <w:bottom w:type="dxa" w:w="60"/>
+              <w:right w:type="dxa" w:w="100"/>
+            </w:tcMar>
+          </w:tcPr>
+          <w:p>
+            <w:pPr>
+              <w:spacing w:after="40"/>
+            </w:pPr>
+            <w:r>
+              <w:rPr>
+                <w:rFonts w:ascii="Calibri" w:cs="Calibri" w:eastAsia="Calibri" w:hAnsi="Calibri"/>
+                <w:b w:val="false"/>
+                <w:bCs w:val="false"/>
+                <w:sz w:val="19"/>
+                <w:szCs w:val="19"/>
+              </w:rPr>
+              <w:t xml:space="preserve">The Reviews tab lists reviews (shown, hidden or all; newest or lowest first; search by words or booking code). An admin hides a review with a written reason: it disappears from the hotel page, its rating and the owner's list, the hotel can no longer answer it, and the guest who wrote it still sees it. It can be shown again; each change is in the audit log.</w:t>
+            </w:r>
+          </w:p>
+        </w:tc>
+        <w:tc>
+          <w:tcPr>
+            <w:tcW w:type="dxa" w:w="1900"/>
+            <w:tcBorders>
+              <w:top w:val="single" w:color="BFBFBF" w:sz="4"/>
+              <w:left w:val="single" w:color="BFBFBF" w:sz="4"/>
+              <w:bottom w:val="single" w:color="BFBFBF" w:sz="4"/>
+              <w:right w:val="single" w:color="BFBFBF" w:sz="4"/>
+            </w:tcBorders>
+            <w:shd w:fill="F2F2F2" w:color="auto" w:val="clear"/>
             <w:tcMar>
               <w:top w:type="dxa" w:w="60"/>
               <w:left w:type="dxa" w:w="100"/>
@@ -19869,7 +20484,7 @@
                 <w:sz w:val="19"/>
                 <w:szCs w:val="19"/>
               </w:rPr>
-              <w:t xml:space="preserve">Coupon</w:t>
+              <w:t xml:space="preserve">Dates changed to a cheaper stay</w:t>
             </w:r>
           </w:p>
         </w:tc>
@@ -19901,7 +20516,7 @@
                 <w:sz w:val="19"/>
                 <w:szCs w:val="19"/>
               </w:rPr>
-              <w:t xml:space="preserve">Discount comes off the price before VAT; the hotel is paid as if there were no coupon; the cost is a BookDan expense.</w:t>
+              <w:t xml:space="preserve">The booking moves and is repriced. The difference goes back to the guest as a partial refund; the hotel bears it (its share, the commission and the VAT shrink in proportion, as if the booking had been made at the new price).</w:t>
             </w:r>
           </w:p>
         </w:tc>
@@ -19933,7 +20548,7 @@
                 <w:sz w:val="19"/>
                 <w:szCs w:val="19"/>
               </w:rPr>
-              <w:t xml:space="preserve">BookDan</w:t>
+              <w:t xml:space="preserve">Hotel</w:t>
             </w:r>
           </w:p>
         </w:tc>
@@ -19971,7 +20586,7 @@
                 <w:sz w:val="19"/>
                 <w:szCs w:val="19"/>
               </w:rPr>
-              <w:t xml:space="preserve">Hotel already paid, then guest wins a dispute</w:t>
+              <w:t xml:space="preserve">Dates changed to a dearer stay</w:t>
             </w:r>
           </w:p>
         </w:tc>
@@ -20004,7 +20619,7 @@
                 <w:sz w:val="19"/>
                 <w:szCs w:val="19"/>
               </w:rPr>
-              <w:t xml:space="preserve">The hotel owes the amount against its next payout.</w:t>
+              <w:t xml:space="preserve">The guest pays the difference through a second payment. The new nights are held for 15 minutes; when it arrives the booking moves, is repriced, and the hotel's share and BookDan's commission on the extra money are booked. If it does not arrive in time nothing changes, and money that still arrives is refunded.</w:t>
             </w:r>
           </w:p>
         </w:tc>
@@ -20037,7 +20652,7 @@
                 <w:sz w:val="19"/>
                 <w:szCs w:val="19"/>
               </w:rPr>
-              <w:t xml:space="preserve">Hotel (later)</w:t>
+              <w:t xml:space="preserve">Guest</w:t>
             </w:r>
           </w:p>
         </w:tc>
@@ -20074,7 +20689,7 @@
                 <w:sz w:val="19"/>
                 <w:szCs w:val="19"/>
               </w:rPr>
-              <w:t xml:space="preserve">Pay at hotel</w:t>
+              <w:t xml:space="preserve">Cancelling after such a change</w:t>
             </w:r>
           </w:p>
         </w:tc>
@@ -20106,7 +20721,7 @@
                 <w:sz w:val="19"/>
                 <w:szCs w:val="19"/>
               </w:rPr>
-              <w:t xml:space="preserve">Guest pays the hotel. When the stay completes, BookDan books its commission and VAT as owed by the hotel; the hotel pays by transfer and the admin records a receipt.</w:t>
+              <w:t xml:space="preserve">Everything the guest paid, both payments, is refunded, and the hotel's money is reversed with it.</w:t>
             </w:r>
           </w:p>
         </w:tc>
@@ -20138,7 +20753,7 @@
                 <w:sz w:val="19"/>
                 <w:szCs w:val="19"/>
               </w:rPr>
-              <w:t xml:space="preserve">Hotel owes BookDan</w:t>
+              <w:t xml:space="preserve">Same as a normal cancellation</w:t>
             </w:r>
           </w:p>
         </w:tc>
@@ -20176,7 +20791,7 @@
                 <w:sz w:val="19"/>
                 <w:szCs w:val="19"/>
               </w:rPr>
-              <w:t xml:space="preserve">Late money after the hold ended</w:t>
+              <w:t xml:space="preserve">Coupon</w:t>
             </w:r>
           </w:p>
         </w:tc>
@@ -20209,7 +20824,7 @@
                 <w:sz w:val="19"/>
                 <w:szCs w:val="19"/>
               </w:rPr>
-              <w:t xml:space="preserve">Refunded automatically if the rooms are gone.</w:t>
+              <w:t xml:space="preserve">Discount comes off the price before VAT; the hotel is paid as if there were no coupon; the cost is a BookDan expense.</w:t>
             </w:r>
           </w:p>
         </w:tc>
@@ -20242,7 +20857,7 @@
                 <w:sz w:val="19"/>
                 <w:szCs w:val="19"/>
               </w:rPr>
-              <w:t xml:space="preserve">Nobody</w:t>
+              <w:t xml:space="preserve">BookDan</w:t>
             </w:r>
           </w:p>
         </w:tc>
@@ -20279,7 +20894,7 @@
                 <w:sz w:val="19"/>
                 <w:szCs w:val="19"/>
               </w:rPr>
-              <w:t xml:space="preserve">Amount does not match</w:t>
+              <w:t xml:space="preserve">Hotel already paid, then guest wins a dispute</w:t>
             </w:r>
           </w:p>
         </w:tc>
@@ -20311,7 +20926,7 @@
                 <w:sz w:val="19"/>
                 <w:szCs w:val="19"/>
               </w:rPr>
-              <w:t xml:space="preserve">Not confirmed; alert; a person checks.</w:t>
+              <w:t xml:space="preserve">The hotel owes the amount against its next payout.</w:t>
             </w:r>
           </w:p>
         </w:tc>
@@ -20343,7 +20958,7 @@
                 <w:sz w:val="19"/>
                 <w:szCs w:val="19"/>
               </w:rPr>
-              <w:t xml:space="preserve">-</w:t>
+              <w:t xml:space="preserve">Hotel (later)</w:t>
             </w:r>
           </w:p>
         </w:tc>
@@ -20381,7 +20996,7 @@
                 <w:sz w:val="19"/>
                 <w:szCs w:val="19"/>
               </w:rPr>
-              <w:t xml:space="preserve">Refund fails at the payment company</w:t>
+              <w:t xml:space="preserve">Pay at hotel</w:t>
             </w:r>
           </w:p>
         </w:tc>
@@ -20414,7 +21029,7 @@
                 <w:sz w:val="19"/>
                 <w:szCs w:val="19"/>
               </w:rPr>
-              <w:t xml:space="preserve">Retried automatically until accepted; staff alerted.</w:t>
+              <w:t xml:space="preserve">Guest pays the hotel. When the stay completes, BookDan books its commission and VAT as owed by the hotel; the hotel pays by transfer and the admin records a receipt.</w:t>
             </w:r>
           </w:p>
         </w:tc>
@@ -20447,7 +21062,7 @@
                 <w:sz w:val="19"/>
                 <w:szCs w:val="19"/>
               </w:rPr>
-              <w:t xml:space="preserve">-</w:t>
+              <w:t xml:space="preserve">Hotel owes BookDan</w:t>
             </w:r>
           </w:p>
         </w:tc>
@@ -20484,7 +21099,7 @@
                 <w:sz w:val="19"/>
                 <w:szCs w:val="19"/>
               </w:rPr>
-              <w:t xml:space="preserve">Chapa's own fees on a refund</w:t>
+              <w:t xml:space="preserve">Late money after the hold ended</w:t>
             </w:r>
           </w:p>
         </w:tc>
@@ -20516,7 +21131,7 @@
                 <w:sz w:val="19"/>
                 <w:szCs w:val="19"/>
               </w:rPr>
-              <w:t xml:space="preserve">Not returned by Chapa.</w:t>
+              <w:t xml:space="preserve">Refunded automatically if the rooms are gone.</w:t>
             </w:r>
           </w:p>
         </w:tc>
@@ -20548,7 +21163,7 @@
                 <w:sz w:val="19"/>
                 <w:szCs w:val="19"/>
               </w:rPr>
-              <w:t xml:space="preserve">Decision: who bears it</w:t>
+              <w:t xml:space="preserve">Nobody</w:t>
             </w:r>
           </w:p>
         </w:tc>
@@ -20586,6 +21201,314 @@
                 <w:sz w:val="19"/>
                 <w:szCs w:val="19"/>
               </w:rPr>
+              <w:t xml:space="preserve">Amount does not match</w:t>
+            </w:r>
+          </w:p>
+        </w:tc>
+        <w:tc>
+          <w:tcPr>
+            <w:tcW w:type="dxa" w:w="4426"/>
+            <w:tcBorders>
+              <w:top w:val="single" w:color="BFBFBF" w:sz="4"/>
+              <w:left w:val="single" w:color="BFBFBF" w:sz="4"/>
+              <w:bottom w:val="single" w:color="BFBFBF" w:sz="4"/>
+              <w:right w:val="single" w:color="BFBFBF" w:sz="4"/>
+            </w:tcBorders>
+            <w:shd w:fill="F2F2F2" w:color="auto" w:val="clear"/>
+            <w:tcMar>
+              <w:top w:type="dxa" w:w="60"/>
+              <w:left w:type="dxa" w:w="100"/>
+              <w:bottom w:type="dxa" w:w="60"/>
+              <w:right w:type="dxa" w:w="100"/>
+            </w:tcMar>
+          </w:tcPr>
+          <w:p>
+            <w:pPr>
+              <w:spacing w:after="40"/>
+            </w:pPr>
+            <w:r>
+              <w:rPr>
+                <w:rFonts w:ascii="Calibri" w:cs="Calibri" w:eastAsia="Calibri" w:hAnsi="Calibri"/>
+                <w:b w:val="false"/>
+                <w:bCs w:val="false"/>
+                <w:sz w:val="19"/>
+                <w:szCs w:val="19"/>
+              </w:rPr>
+              <w:t xml:space="preserve">Not confirmed; alert; a person checks.</w:t>
+            </w:r>
+          </w:p>
+        </w:tc>
+        <w:tc>
+          <w:tcPr>
+            <w:tcW w:type="dxa" w:w="2100"/>
+            <w:tcBorders>
+              <w:top w:val="single" w:color="BFBFBF" w:sz="4"/>
+              <w:left w:val="single" w:color="BFBFBF" w:sz="4"/>
+              <w:bottom w:val="single" w:color="BFBFBF" w:sz="4"/>
+              <w:right w:val="single" w:color="BFBFBF" w:sz="4"/>
+            </w:tcBorders>
+            <w:shd w:fill="F2F2F2" w:color="auto" w:val="clear"/>
+            <w:tcMar>
+              <w:top w:type="dxa" w:w="60"/>
+              <w:left w:type="dxa" w:w="100"/>
+              <w:bottom w:type="dxa" w:w="60"/>
+              <w:right w:type="dxa" w:w="100"/>
+            </w:tcMar>
+          </w:tcPr>
+          <w:p>
+            <w:pPr>
+              <w:spacing w:after="40"/>
+            </w:pPr>
+            <w:r>
+              <w:rPr>
+                <w:rFonts w:ascii="Calibri" w:cs="Calibri" w:eastAsia="Calibri" w:hAnsi="Calibri"/>
+                <w:b w:val="false"/>
+                <w:bCs w:val="false"/>
+                <w:sz w:val="19"/>
+                <w:szCs w:val="19"/>
+              </w:rPr>
+              <w:t xml:space="preserve">-</w:t>
+            </w:r>
+          </w:p>
+        </w:tc>
+      </w:tr>
+      <w:tr>
+        <w:trPr>
+          <w:cantSplit/>
+        </w:trPr>
+        <w:tc>
+          <w:tcPr>
+            <w:tcW w:type="dxa" w:w="2500"/>
+            <w:tcBorders>
+              <w:top w:val="single" w:color="BFBFBF" w:sz="4"/>
+              <w:left w:val="single" w:color="BFBFBF" w:sz="4"/>
+              <w:bottom w:val="single" w:color="BFBFBF" w:sz="4"/>
+              <w:right w:val="single" w:color="BFBFBF" w:sz="4"/>
+            </w:tcBorders>
+            <w:tcMar>
+              <w:top w:type="dxa" w:w="60"/>
+              <w:left w:type="dxa" w:w="100"/>
+              <w:bottom w:type="dxa" w:w="60"/>
+              <w:right w:type="dxa" w:w="100"/>
+            </w:tcMar>
+          </w:tcPr>
+          <w:p>
+            <w:pPr>
+              <w:spacing w:after="40"/>
+            </w:pPr>
+            <w:r>
+              <w:rPr>
+                <w:rFonts w:ascii="Calibri" w:cs="Calibri" w:eastAsia="Calibri" w:hAnsi="Calibri"/>
+                <w:b/>
+                <w:bCs/>
+                <w:sz w:val="19"/>
+                <w:szCs w:val="19"/>
+              </w:rPr>
+              <w:t xml:space="preserve">Refund fails at the payment company</w:t>
+            </w:r>
+          </w:p>
+        </w:tc>
+        <w:tc>
+          <w:tcPr>
+            <w:tcW w:type="dxa" w:w="4426"/>
+            <w:tcBorders>
+              <w:top w:val="single" w:color="BFBFBF" w:sz="4"/>
+              <w:left w:val="single" w:color="BFBFBF" w:sz="4"/>
+              <w:bottom w:val="single" w:color="BFBFBF" w:sz="4"/>
+              <w:right w:val="single" w:color="BFBFBF" w:sz="4"/>
+            </w:tcBorders>
+            <w:tcMar>
+              <w:top w:type="dxa" w:w="60"/>
+              <w:left w:type="dxa" w:w="100"/>
+              <w:bottom w:type="dxa" w:w="60"/>
+              <w:right w:type="dxa" w:w="100"/>
+            </w:tcMar>
+          </w:tcPr>
+          <w:p>
+            <w:pPr>
+              <w:spacing w:after="40"/>
+            </w:pPr>
+            <w:r>
+              <w:rPr>
+                <w:rFonts w:ascii="Calibri" w:cs="Calibri" w:eastAsia="Calibri" w:hAnsi="Calibri"/>
+                <w:b w:val="false"/>
+                <w:bCs w:val="false"/>
+                <w:sz w:val="19"/>
+                <w:szCs w:val="19"/>
+              </w:rPr>
+              <w:t xml:space="preserve">Retried automatically until accepted; staff alerted.</w:t>
+            </w:r>
+          </w:p>
+        </w:tc>
+        <w:tc>
+          <w:tcPr>
+            <w:tcW w:type="dxa" w:w="2100"/>
+            <w:tcBorders>
+              <w:top w:val="single" w:color="BFBFBF" w:sz="4"/>
+              <w:left w:val="single" w:color="BFBFBF" w:sz="4"/>
+              <w:bottom w:val="single" w:color="BFBFBF" w:sz="4"/>
+              <w:right w:val="single" w:color="BFBFBF" w:sz="4"/>
+            </w:tcBorders>
+            <w:tcMar>
+              <w:top w:type="dxa" w:w="60"/>
+              <w:left w:type="dxa" w:w="100"/>
+              <w:bottom w:type="dxa" w:w="60"/>
+              <w:right w:type="dxa" w:w="100"/>
+            </w:tcMar>
+          </w:tcPr>
+          <w:p>
+            <w:pPr>
+              <w:spacing w:after="40"/>
+            </w:pPr>
+            <w:r>
+              <w:rPr>
+                <w:rFonts w:ascii="Calibri" w:cs="Calibri" w:eastAsia="Calibri" w:hAnsi="Calibri"/>
+                <w:b w:val="false"/>
+                <w:bCs w:val="false"/>
+                <w:sz w:val="19"/>
+                <w:szCs w:val="19"/>
+              </w:rPr>
+              <w:t xml:space="preserve">-</w:t>
+            </w:r>
+          </w:p>
+        </w:tc>
+      </w:tr>
+      <w:tr>
+        <w:trPr>
+          <w:cantSplit/>
+        </w:trPr>
+        <w:tc>
+          <w:tcPr>
+            <w:tcW w:type="dxa" w:w="2500"/>
+            <w:tcBorders>
+              <w:top w:val="single" w:color="BFBFBF" w:sz="4"/>
+              <w:left w:val="single" w:color="BFBFBF" w:sz="4"/>
+              <w:bottom w:val="single" w:color="BFBFBF" w:sz="4"/>
+              <w:right w:val="single" w:color="BFBFBF" w:sz="4"/>
+            </w:tcBorders>
+            <w:shd w:fill="F2F2F2" w:color="auto" w:val="clear"/>
+            <w:tcMar>
+              <w:top w:type="dxa" w:w="60"/>
+              <w:left w:type="dxa" w:w="100"/>
+              <w:bottom w:type="dxa" w:w="60"/>
+              <w:right w:type="dxa" w:w="100"/>
+            </w:tcMar>
+          </w:tcPr>
+          <w:p>
+            <w:pPr>
+              <w:spacing w:after="40"/>
+            </w:pPr>
+            <w:r>
+              <w:rPr>
+                <w:rFonts w:ascii="Calibri" w:cs="Calibri" w:eastAsia="Calibri" w:hAnsi="Calibri"/>
+                <w:b/>
+                <w:bCs/>
+                <w:sz w:val="19"/>
+                <w:szCs w:val="19"/>
+              </w:rPr>
+              <w:t xml:space="preserve">Chapa's own fees on a refund</w:t>
+            </w:r>
+          </w:p>
+        </w:tc>
+        <w:tc>
+          <w:tcPr>
+            <w:tcW w:type="dxa" w:w="4426"/>
+            <w:tcBorders>
+              <w:top w:val="single" w:color="BFBFBF" w:sz="4"/>
+              <w:left w:val="single" w:color="BFBFBF" w:sz="4"/>
+              <w:bottom w:val="single" w:color="BFBFBF" w:sz="4"/>
+              <w:right w:val="single" w:color="BFBFBF" w:sz="4"/>
+            </w:tcBorders>
+            <w:shd w:fill="F2F2F2" w:color="auto" w:val="clear"/>
+            <w:tcMar>
+              <w:top w:type="dxa" w:w="60"/>
+              <w:left w:type="dxa" w:w="100"/>
+              <w:bottom w:type="dxa" w:w="60"/>
+              <w:right w:type="dxa" w:w="100"/>
+            </w:tcMar>
+          </w:tcPr>
+          <w:p>
+            <w:pPr>
+              <w:spacing w:after="40"/>
+            </w:pPr>
+            <w:r>
+              <w:rPr>
+                <w:rFonts w:ascii="Calibri" w:cs="Calibri" w:eastAsia="Calibri" w:hAnsi="Calibri"/>
+                <w:b w:val="false"/>
+                <w:bCs w:val="false"/>
+                <w:sz w:val="19"/>
+                <w:szCs w:val="19"/>
+              </w:rPr>
+              <w:t xml:space="preserve">Not returned by Chapa.</w:t>
+            </w:r>
+          </w:p>
+        </w:tc>
+        <w:tc>
+          <w:tcPr>
+            <w:tcW w:type="dxa" w:w="2100"/>
+            <w:tcBorders>
+              <w:top w:val="single" w:color="BFBFBF" w:sz="4"/>
+              <w:left w:val="single" w:color="BFBFBF" w:sz="4"/>
+              <w:bottom w:val="single" w:color="BFBFBF" w:sz="4"/>
+              <w:right w:val="single" w:color="BFBFBF" w:sz="4"/>
+            </w:tcBorders>
+            <w:shd w:fill="F2F2F2" w:color="auto" w:val="clear"/>
+            <w:tcMar>
+              <w:top w:type="dxa" w:w="60"/>
+              <w:left w:type="dxa" w:w="100"/>
+              <w:bottom w:type="dxa" w:w="60"/>
+              <w:right w:type="dxa" w:w="100"/>
+            </w:tcMar>
+          </w:tcPr>
+          <w:p>
+            <w:pPr>
+              <w:spacing w:after="40"/>
+            </w:pPr>
+            <w:r>
+              <w:rPr>
+                <w:rFonts w:ascii="Calibri" w:cs="Calibri" w:eastAsia="Calibri" w:hAnsi="Calibri"/>
+                <w:b w:val="false"/>
+                <w:bCs w:val="false"/>
+                <w:sz w:val="19"/>
+                <w:szCs w:val="19"/>
+              </w:rPr>
+              <w:t xml:space="preserve">Decision: who bears it</w:t>
+            </w:r>
+          </w:p>
+        </w:tc>
+      </w:tr>
+      <w:tr>
+        <w:trPr>
+          <w:cantSplit/>
+        </w:trPr>
+        <w:tc>
+          <w:tcPr>
+            <w:tcW w:type="dxa" w:w="2500"/>
+            <w:tcBorders>
+              <w:top w:val="single" w:color="BFBFBF" w:sz="4"/>
+              <w:left w:val="single" w:color="BFBFBF" w:sz="4"/>
+              <w:bottom w:val="single" w:color="BFBFBF" w:sz="4"/>
+              <w:right w:val="single" w:color="BFBFBF" w:sz="4"/>
+            </w:tcBorders>
+            <w:tcMar>
+              <w:top w:type="dxa" w:w="60"/>
+              <w:left w:type="dxa" w:w="100"/>
+              <w:bottom w:type="dxa" w:w="60"/>
+              <w:right w:type="dxa" w:w="100"/>
+            </w:tcMar>
+          </w:tcPr>
+          <w:p>
+            <w:pPr>
+              <w:spacing w:after="40"/>
+            </w:pPr>
+            <w:r>
+              <w:rPr>
+                <w:rFonts w:ascii="Calibri" w:cs="Calibri" w:eastAsia="Calibri" w:hAnsi="Calibri"/>
+                <w:b/>
+                <w:bCs/>
+                <w:sz w:val="19"/>
+                <w:szCs w:val="19"/>
+              </w:rPr>
               <w:t xml:space="preserve">Birr or other currency</w:t>
             </w:r>
           </w:p>
@@ -20599,7 +21522,6 @@
               <w:bottom w:val="single" w:color="BFBFBF" w:sz="4"/>
               <w:right w:val="single" w:color="BFBFBF" w:sz="4"/>
             </w:tcBorders>
-            <w:shd w:fill="F2F2F2" w:color="auto" w:val="clear"/>
             <w:tcMar>
               <w:top w:type="dxa" w:w="60"/>
               <w:left w:type="dxa" w:w="100"/>
@@ -20632,7 +21554,6 @@
               <w:bottom w:val="single" w:color="BFBFBF" w:sz="4"/>
               <w:right w:val="single" w:color="BFBFBF" w:sz="4"/>
             </w:tcBorders>
-            <w:shd w:fill="F2F2F2" w:color="auto" w:val="clear"/>
             <w:tcMar>
               <w:top w:type="dxa" w:w="60"/>
               <w:left w:type="dxa" w:w="100"/>
@@ -22600,7 +23521,7 @@
                 <w:sz w:val="19"/>
                 <w:szCs w:val="19"/>
               </w:rPr>
-              <w:t xml:space="preserve">Email</w:t>
+              <w:t xml:space="preserve">Phone alert (names the request, never the answer) and email</w:t>
             </w:r>
           </w:p>
         </w:tc>
@@ -22633,7 +23554,7 @@
                 <w:sz w:val="19"/>
                 <w:szCs w:val="19"/>
               </w:rPr>
-              <w:t xml:space="preserve">Thread in app</w:t>
+              <w:t xml:space="preserve">Phone alert and thread in app</w:t>
             </w:r>
           </w:p>
         </w:tc>
@@ -25705,7 +26626,7 @@
                 <w:sz w:val="19"/>
                 <w:szCs w:val="19"/>
               </w:rPr>
-              <w:t xml:space="preserve">Paying or refunding a price difference when dates change</w:t>
+              <w:t xml:space="preserve">Phone-call backup if no hotel staff answers</w:t>
             </w:r>
           </w:p>
         </w:tc>
@@ -25737,7 +26658,7 @@
                 <w:sz w:val="19"/>
                 <w:szCs w:val="19"/>
               </w:rPr>
-              <w:t xml:space="preserve">Only same-price changes allowed; otherwise cancel and rebook.</w:t>
+              <w:t xml:space="preserve">Only app alerts and email.</w:t>
             </w:r>
           </w:p>
         </w:tc>
@@ -25769,7 +26690,7 @@
                 <w:sz w:val="19"/>
                 <w:szCs w:val="19"/>
               </w:rPr>
-              <w:t xml:space="preserve">Second payment flow</w:t>
+              <w:t xml:space="preserve">A calling service</w:t>
             </w:r>
           </w:p>
         </w:tc>
@@ -25807,7 +26728,7 @@
                 <w:sz w:val="19"/>
                 <w:szCs w:val="19"/>
               </w:rPr>
-              <w:t xml:space="preserve">Phone-call backup if no hotel staff answers</w:t>
+              <w:t xml:space="preserve">Alert settings for hotel push types</w:t>
             </w:r>
           </w:p>
         </w:tc>
@@ -25840,7 +26761,7 @@
                 <w:sz w:val="19"/>
                 <w:szCs w:val="19"/>
               </w:rPr>
-              <w:t xml:space="preserve">Only app alerts and email.</w:t>
+              <w:t xml:space="preserve">Fixed set of alerts.</w:t>
             </w:r>
           </w:p>
         </w:tc>
@@ -25873,7 +26794,7 @@
                 <w:sz w:val="19"/>
                 <w:szCs w:val="19"/>
               </w:rPr>
-              <w:t xml:space="preserve">A calling service</w:t>
+              <w:t xml:space="preserve">Small build</w:t>
             </w:r>
           </w:p>
         </w:tc>
@@ -25910,7 +26831,7 @@
                 <w:sz w:val="19"/>
                 <w:szCs w:val="19"/>
               </w:rPr>
-              <w:t xml:space="preserve">Alerts on the guest's phone for new support answers</w:t>
+              <w:t xml:space="preserve">Automatic finding of an alternative hotel for a relocated guest</w:t>
             </w:r>
           </w:p>
         </w:tc>
@@ -25942,7 +26863,7 @@
                 <w:sz w:val="19"/>
                 <w:szCs w:val="19"/>
               </w:rPr>
-              <w:t xml:space="preserve">Email only.</w:t>
+              <w:t xml:space="preserve">Done by support staff.</w:t>
             </w:r>
           </w:p>
         </w:tc>
@@ -25974,7 +26895,7 @@
                 <w:sz w:val="19"/>
                 <w:szCs w:val="19"/>
               </w:rPr>
-              <w:t xml:space="preserve">Small build</w:t>
+              <w:t xml:space="preserve">Product decision</w:t>
             </w:r>
           </w:p>
         </w:tc>
@@ -26012,7 +26933,7 @@
                 <w:sz w:val="19"/>
                 <w:szCs w:val="19"/>
               </w:rPr>
-              <w:t xml:space="preserve">Alert settings for hotel push types</w:t>
+              <w:t xml:space="preserve">Error tracking inside the phone apps</w:t>
             </w:r>
           </w:p>
         </w:tc>
@@ -26045,7 +26966,7 @@
                 <w:sz w:val="19"/>
                 <w:szCs w:val="19"/>
               </w:rPr>
-              <w:t xml:space="preserve">Fixed set of alerts.</w:t>
+              <w:t xml:space="preserve">Server errors are tracked; app crashes are not.</w:t>
             </w:r>
           </w:p>
         </w:tc>
@@ -26078,7 +26999,7 @@
                 <w:sz w:val="19"/>
                 <w:szCs w:val="19"/>
               </w:rPr>
-              <w:t xml:space="preserve">Small build</w:t>
+              <w:t xml:space="preserve">Sentry or similar</w:t>
             </w:r>
           </w:p>
         </w:tc>
@@ -26115,7 +27036,7 @@
                 <w:sz w:val="19"/>
                 <w:szCs w:val="19"/>
               </w:rPr>
-              <w:t xml:space="preserve">Admin removal of abusive reviews</w:t>
+              <w:t xml:space="preserve">Airport transfers and other add-ons</w:t>
             </w:r>
           </w:p>
         </w:tc>
@@ -26147,7 +27068,7 @@
                 <w:sz w:val="19"/>
                 <w:szCs w:val="19"/>
               </w:rPr>
-              <w:t xml:space="preserve">Not possible.</w:t>
+              <w:t xml:space="preserve">Not offered.</w:t>
             </w:r>
           </w:p>
         </w:tc>
@@ -26179,7 +27100,7 @@
                 <w:sz w:val="19"/>
                 <w:szCs w:val="19"/>
               </w:rPr>
-              <w:t xml:space="preserve">Small build</w:t>
+              <w:t xml:space="preserve">Product decision</w:t>
             </w:r>
           </w:p>
         </w:tc>
@@ -26217,7 +27138,7 @@
                 <w:sz w:val="19"/>
                 <w:szCs w:val="19"/>
               </w:rPr>
-              <w:t xml:space="preserve">Automatic finding of an alternative hotel for a relocated guest</w:t>
+              <w:t xml:space="preserve">Oromo and Tigrinya</w:t>
             </w:r>
           </w:p>
         </w:tc>
@@ -26250,7 +27171,7 @@
                 <w:sz w:val="19"/>
                 <w:szCs w:val="19"/>
               </w:rPr>
-              <w:t xml:space="preserve">Done by support staff.</w:t>
+              <w:t xml:space="preserve">Two languages only (English and Amharic).</w:t>
             </w:r>
           </w:p>
         </w:tc>
@@ -26283,7 +27204,7 @@
                 <w:sz w:val="19"/>
                 <w:szCs w:val="19"/>
               </w:rPr>
-              <w:t xml:space="preserve">Product decision</w:t>
+              <w:t xml:space="preserve">Translation</w:t>
             </w:r>
           </w:p>
         </w:tc>
@@ -26320,7 +27241,7 @@
                 <w:sz w:val="19"/>
                 <w:szCs w:val="19"/>
               </w:rPr>
-              <w:t xml:space="preserve">Error tracking inside the phone apps</w:t>
+              <w:t xml:space="preserve">iPhone apps</w:t>
             </w:r>
           </w:p>
         </w:tc>
@@ -26352,7 +27273,7 @@
                 <w:sz w:val="19"/>
                 <w:szCs w:val="19"/>
               </w:rPr>
-              <w:t xml:space="preserve">Server errors are tracked; app crashes are not.</w:t>
+              <w:t xml:space="preserve">Android first.</w:t>
             </w:r>
           </w:p>
         </w:tc>
@@ -26384,7 +27305,7 @@
                 <w:sz w:val="19"/>
                 <w:szCs w:val="19"/>
               </w:rPr>
-              <w:t xml:space="preserve">Sentry or similar</w:t>
+              <w:t xml:space="preserve">Apple developer account, builds, tests</w:t>
             </w:r>
           </w:p>
         </w:tc>
@@ -26422,7 +27343,7 @@
                 <w:sz w:val="19"/>
                 <w:szCs w:val="19"/>
               </w:rPr>
-              <w:t xml:space="preserve">Separate admin roles (support, finance)</w:t>
+              <w:t xml:space="preserve">Privacy policy, terms of service, store listings</w:t>
             </w:r>
           </w:p>
         </w:tc>
@@ -26455,7 +27376,7 @@
                 <w:sz w:val="19"/>
                 <w:szCs w:val="19"/>
               </w:rPr>
-              <w:t xml:space="preserve">All admins can do everything.</w:t>
+              <w:t xml:space="preserve">Required before public launch.</w:t>
             </w:r>
           </w:p>
         </w:tc>
@@ -26488,622 +27409,7 @@
                 <w:sz w:val="19"/>
                 <w:szCs w:val="19"/>
               </w:rPr>
-              <w:t xml:space="preserve">Decision</w:t>
-            </w:r>
-          </w:p>
-        </w:tc>
-      </w:tr>
-      <w:tr>
-        <w:trPr>
-          <w:cantSplit/>
-        </w:trPr>
-        <w:tc>
-          <w:tcPr>
-            <w:tcW w:type="dxa" w:w="3200"/>
-            <w:tcBorders>
-              <w:top w:val="single" w:color="BFBFBF" w:sz="4"/>
-              <w:left w:val="single" w:color="BFBFBF" w:sz="4"/>
-              <w:bottom w:val="single" w:color="BFBFBF" w:sz="4"/>
-              <w:right w:val="single" w:color="BFBFBF" w:sz="4"/>
-            </w:tcBorders>
-            <w:tcMar>
-              <w:top w:type="dxa" w:w="60"/>
-              <w:left w:type="dxa" w:w="100"/>
-              <w:bottom w:type="dxa" w:w="60"/>
-              <w:right w:type="dxa" w:w="100"/>
-            </w:tcMar>
-          </w:tcPr>
-          <w:p>
-            <w:pPr>
-              <w:spacing w:after="40"/>
-            </w:pPr>
-            <w:r>
-              <w:rPr>
-                <w:rFonts w:ascii="Calibri" w:cs="Calibri" w:eastAsia="Calibri" w:hAnsi="Calibri"/>
-                <w:b/>
-                <w:bCs/>
-                <w:sz w:val="19"/>
-                <w:szCs w:val="19"/>
-              </w:rPr>
-              <w:t xml:space="preserve">Airport transfers and other add-ons</w:t>
-            </w:r>
-          </w:p>
-        </w:tc>
-        <w:tc>
-          <w:tcPr>
-            <w:tcW w:type="dxa" w:w="3326"/>
-            <w:tcBorders>
-              <w:top w:val="single" w:color="BFBFBF" w:sz="4"/>
-              <w:left w:val="single" w:color="BFBFBF" w:sz="4"/>
-              <w:bottom w:val="single" w:color="BFBFBF" w:sz="4"/>
-              <w:right w:val="single" w:color="BFBFBF" w:sz="4"/>
-            </w:tcBorders>
-            <w:tcMar>
-              <w:top w:type="dxa" w:w="60"/>
-              <w:left w:type="dxa" w:w="100"/>
-              <w:bottom w:type="dxa" w:w="60"/>
-              <w:right w:type="dxa" w:w="100"/>
-            </w:tcMar>
-          </w:tcPr>
-          <w:p>
-            <w:pPr>
-              <w:spacing w:after="40"/>
-            </w:pPr>
-            <w:r>
-              <w:rPr>
-                <w:rFonts w:ascii="Calibri" w:cs="Calibri" w:eastAsia="Calibri" w:hAnsi="Calibri"/>
-                <w:b w:val="false"/>
-                <w:bCs w:val="false"/>
-                <w:sz w:val="19"/>
-                <w:szCs w:val="19"/>
-              </w:rPr>
-              <w:t xml:space="preserve">Not offered.</w:t>
-            </w:r>
-          </w:p>
-        </w:tc>
-        <w:tc>
-          <w:tcPr>
-            <w:tcW w:type="dxa" w:w="2500"/>
-            <w:tcBorders>
-              <w:top w:val="single" w:color="BFBFBF" w:sz="4"/>
-              <w:left w:val="single" w:color="BFBFBF" w:sz="4"/>
-              <w:bottom w:val="single" w:color="BFBFBF" w:sz="4"/>
-              <w:right w:val="single" w:color="BFBFBF" w:sz="4"/>
-            </w:tcBorders>
-            <w:tcMar>
-              <w:top w:type="dxa" w:w="60"/>
-              <w:left w:type="dxa" w:w="100"/>
-              <w:bottom w:type="dxa" w:w="60"/>
-              <w:right w:type="dxa" w:w="100"/>
-            </w:tcMar>
-          </w:tcPr>
-          <w:p>
-            <w:pPr>
-              <w:spacing w:after="40"/>
-            </w:pPr>
-            <w:r>
-              <w:rPr>
-                <w:rFonts w:ascii="Calibri" w:cs="Calibri" w:eastAsia="Calibri" w:hAnsi="Calibri"/>
-                <w:b w:val="false"/>
-                <w:bCs w:val="false"/>
-                <w:sz w:val="19"/>
-                <w:szCs w:val="19"/>
-              </w:rPr>
-              <w:t xml:space="preserve">Product decision</w:t>
-            </w:r>
-          </w:p>
-        </w:tc>
-      </w:tr>
-      <w:tr>
-        <w:trPr>
-          <w:cantSplit/>
-        </w:trPr>
-        <w:tc>
-          <w:tcPr>
-            <w:tcW w:type="dxa" w:w="3200"/>
-            <w:tcBorders>
-              <w:top w:val="single" w:color="BFBFBF" w:sz="4"/>
-              <w:left w:val="single" w:color="BFBFBF" w:sz="4"/>
-              <w:bottom w:val="single" w:color="BFBFBF" w:sz="4"/>
-              <w:right w:val="single" w:color="BFBFBF" w:sz="4"/>
-            </w:tcBorders>
-            <w:shd w:fill="F2F2F2" w:color="auto" w:val="clear"/>
-            <w:tcMar>
-              <w:top w:type="dxa" w:w="60"/>
-              <w:left w:type="dxa" w:w="100"/>
-              <w:bottom w:type="dxa" w:w="60"/>
-              <w:right w:type="dxa" w:w="100"/>
-            </w:tcMar>
-          </w:tcPr>
-          <w:p>
-            <w:pPr>
-              <w:spacing w:after="40"/>
-            </w:pPr>
-            <w:r>
-              <w:rPr>
-                <w:rFonts w:ascii="Calibri" w:cs="Calibri" w:eastAsia="Calibri" w:hAnsi="Calibri"/>
-                <w:b/>
-                <w:bCs/>
-                <w:sz w:val="19"/>
-                <w:szCs w:val="19"/>
-              </w:rPr>
-              <w:t xml:space="preserve">Wishlists on the server, Oromo and Tigrinya</w:t>
-            </w:r>
-          </w:p>
-        </w:tc>
-        <w:tc>
-          <w:tcPr>
-            <w:tcW w:type="dxa" w:w="3326"/>
-            <w:tcBorders>
-              <w:top w:val="single" w:color="BFBFBF" w:sz="4"/>
-              <w:left w:val="single" w:color="BFBFBF" w:sz="4"/>
-              <w:bottom w:val="single" w:color="BFBFBF" w:sz="4"/>
-              <w:right w:val="single" w:color="BFBFBF" w:sz="4"/>
-            </w:tcBorders>
-            <w:shd w:fill="F2F2F2" w:color="auto" w:val="clear"/>
-            <w:tcMar>
-              <w:top w:type="dxa" w:w="60"/>
-              <w:left w:type="dxa" w:w="100"/>
-              <w:bottom w:type="dxa" w:w="60"/>
-              <w:right w:type="dxa" w:w="100"/>
-            </w:tcMar>
-          </w:tcPr>
-          <w:p>
-            <w:pPr>
-              <w:spacing w:after="40"/>
-            </w:pPr>
-            <w:r>
-              <w:rPr>
-                <w:rFonts w:ascii="Calibri" w:cs="Calibri" w:eastAsia="Calibri" w:hAnsi="Calibri"/>
-                <w:b w:val="false"/>
-                <w:bCs w:val="false"/>
-                <w:sz w:val="19"/>
-                <w:szCs w:val="19"/>
-              </w:rPr>
-              <w:t xml:space="preserve">Saved hotels stay on the phone only; two languages only.</w:t>
-            </w:r>
-          </w:p>
-        </w:tc>
-        <w:tc>
-          <w:tcPr>
-            <w:tcW w:type="dxa" w:w="2500"/>
-            <w:tcBorders>
-              <w:top w:val="single" w:color="BFBFBF" w:sz="4"/>
-              <w:left w:val="single" w:color="BFBFBF" w:sz="4"/>
-              <w:bottom w:val="single" w:color="BFBFBF" w:sz="4"/>
-              <w:right w:val="single" w:color="BFBFBF" w:sz="4"/>
-            </w:tcBorders>
-            <w:shd w:fill="F2F2F2" w:color="auto" w:val="clear"/>
-            <w:tcMar>
-              <w:top w:type="dxa" w:w="60"/>
-              <w:left w:type="dxa" w:w="100"/>
-              <w:bottom w:type="dxa" w:w="60"/>
-              <w:right w:type="dxa" w:w="100"/>
-            </w:tcMar>
-          </w:tcPr>
-          <w:p>
-            <w:pPr>
-              <w:spacing w:after="40"/>
-            </w:pPr>
-            <w:r>
-              <w:rPr>
-                <w:rFonts w:ascii="Calibri" w:cs="Calibri" w:eastAsia="Calibri" w:hAnsi="Calibri"/>
-                <w:b w:val="false"/>
-                <w:bCs w:val="false"/>
-                <w:sz w:val="19"/>
-                <w:szCs w:val="19"/>
-              </w:rPr>
-              <w:t xml:space="preserve">Build and translation</w:t>
-            </w:r>
-          </w:p>
-        </w:tc>
-      </w:tr>
-      <w:tr>
-        <w:trPr>
-          <w:cantSplit/>
-        </w:trPr>
-        <w:tc>
-          <w:tcPr>
-            <w:tcW w:type="dxa" w:w="3200"/>
-            <w:tcBorders>
-              <w:top w:val="single" w:color="BFBFBF" w:sz="4"/>
-              <w:left w:val="single" w:color="BFBFBF" w:sz="4"/>
-              <w:bottom w:val="single" w:color="BFBFBF" w:sz="4"/>
-              <w:right w:val="single" w:color="BFBFBF" w:sz="4"/>
-            </w:tcBorders>
-            <w:tcMar>
-              <w:top w:type="dxa" w:w="60"/>
-              <w:left w:type="dxa" w:w="100"/>
-              <w:bottom w:type="dxa" w:w="60"/>
-              <w:right w:type="dxa" w:w="100"/>
-            </w:tcMar>
-          </w:tcPr>
-          <w:p>
-            <w:pPr>
-              <w:spacing w:after="40"/>
-            </w:pPr>
-            <w:r>
-              <w:rPr>
-                <w:rFonts w:ascii="Calibri" w:cs="Calibri" w:eastAsia="Calibri" w:hAnsi="Calibri"/>
-                <w:b/>
-                <w:bCs/>
-                <w:sz w:val="19"/>
-                <w:szCs w:val="19"/>
-              </w:rPr>
-              <w:t xml:space="preserve">iPhone apps</w:t>
-            </w:r>
-          </w:p>
-        </w:tc>
-        <w:tc>
-          <w:tcPr>
-            <w:tcW w:type="dxa" w:w="3326"/>
-            <w:tcBorders>
-              <w:top w:val="single" w:color="BFBFBF" w:sz="4"/>
-              <w:left w:val="single" w:color="BFBFBF" w:sz="4"/>
-              <w:bottom w:val="single" w:color="BFBFBF" w:sz="4"/>
-              <w:right w:val="single" w:color="BFBFBF" w:sz="4"/>
-            </w:tcBorders>
-            <w:tcMar>
-              <w:top w:type="dxa" w:w="60"/>
-              <w:left w:type="dxa" w:w="100"/>
-              <w:bottom w:type="dxa" w:w="60"/>
-              <w:right w:type="dxa" w:w="100"/>
-            </w:tcMar>
-          </w:tcPr>
-          <w:p>
-            <w:pPr>
-              <w:spacing w:after="40"/>
-            </w:pPr>
-            <w:r>
-              <w:rPr>
-                <w:rFonts w:ascii="Calibri" w:cs="Calibri" w:eastAsia="Calibri" w:hAnsi="Calibri"/>
-                <w:b w:val="false"/>
-                <w:bCs w:val="false"/>
-                <w:sz w:val="19"/>
-                <w:szCs w:val="19"/>
-              </w:rPr>
-              <w:t xml:space="preserve">Android first.</w:t>
-            </w:r>
-          </w:p>
-        </w:tc>
-        <w:tc>
-          <w:tcPr>
-            <w:tcW w:type="dxa" w:w="2500"/>
-            <w:tcBorders>
-              <w:top w:val="single" w:color="BFBFBF" w:sz="4"/>
-              <w:left w:val="single" w:color="BFBFBF" w:sz="4"/>
-              <w:bottom w:val="single" w:color="BFBFBF" w:sz="4"/>
-              <w:right w:val="single" w:color="BFBFBF" w:sz="4"/>
-            </w:tcBorders>
-            <w:tcMar>
-              <w:top w:type="dxa" w:w="60"/>
-              <w:left w:type="dxa" w:w="100"/>
-              <w:bottom w:type="dxa" w:w="60"/>
-              <w:right w:type="dxa" w:w="100"/>
-            </w:tcMar>
-          </w:tcPr>
-          <w:p>
-            <w:pPr>
-              <w:spacing w:after="40"/>
-            </w:pPr>
-            <w:r>
-              <w:rPr>
-                <w:rFonts w:ascii="Calibri" w:cs="Calibri" w:eastAsia="Calibri" w:hAnsi="Calibri"/>
-                <w:b w:val="false"/>
-                <w:bCs w:val="false"/>
-                <w:sz w:val="19"/>
-                <w:szCs w:val="19"/>
-              </w:rPr>
-              <w:t xml:space="preserve">Apple developer account, builds, tests</w:t>
-            </w:r>
-          </w:p>
-        </w:tc>
-      </w:tr>
-      <w:tr>
-        <w:trPr>
-          <w:cantSplit/>
-        </w:trPr>
-        <w:tc>
-          <w:tcPr>
-            <w:tcW w:type="dxa" w:w="3200"/>
-            <w:tcBorders>
-              <w:top w:val="single" w:color="BFBFBF" w:sz="4"/>
-              <w:left w:val="single" w:color="BFBFBF" w:sz="4"/>
-              <w:bottom w:val="single" w:color="BFBFBF" w:sz="4"/>
-              <w:right w:val="single" w:color="BFBFBF" w:sz="4"/>
-            </w:tcBorders>
-            <w:shd w:fill="F2F2F2" w:color="auto" w:val="clear"/>
-            <w:tcMar>
-              <w:top w:type="dxa" w:w="60"/>
-              <w:left w:type="dxa" w:w="100"/>
-              <w:bottom w:type="dxa" w:w="60"/>
-              <w:right w:type="dxa" w:w="100"/>
-            </w:tcMar>
-          </w:tcPr>
-          <w:p>
-            <w:pPr>
-              <w:spacing w:after="40"/>
-            </w:pPr>
-            <w:r>
-              <w:rPr>
-                <w:rFonts w:ascii="Calibri" w:cs="Calibri" w:eastAsia="Calibri" w:hAnsi="Calibri"/>
-                <w:b/>
-                <w:bCs/>
-                <w:sz w:val="19"/>
-                <w:szCs w:val="19"/>
-              </w:rPr>
-              <w:t xml:space="preserve">Partner app redesign</w:t>
-            </w:r>
-          </w:p>
-        </w:tc>
-        <w:tc>
-          <w:tcPr>
-            <w:tcW w:type="dxa" w:w="3326"/>
-            <w:tcBorders>
-              <w:top w:val="single" w:color="BFBFBF" w:sz="4"/>
-              <w:left w:val="single" w:color="BFBFBF" w:sz="4"/>
-              <w:bottom w:val="single" w:color="BFBFBF" w:sz="4"/>
-              <w:right w:val="single" w:color="BFBFBF" w:sz="4"/>
-            </w:tcBorders>
-            <w:shd w:fill="F2F2F2" w:color="auto" w:val="clear"/>
-            <w:tcMar>
-              <w:top w:type="dxa" w:w="60"/>
-              <w:left w:type="dxa" w:w="100"/>
-              <w:bottom w:type="dxa" w:w="60"/>
-              <w:right w:type="dxa" w:w="100"/>
-            </w:tcMar>
-          </w:tcPr>
-          <w:p>
-            <w:pPr>
-              <w:spacing w:after="40"/>
-            </w:pPr>
-            <w:r>
-              <w:rPr>
-                <w:rFonts w:ascii="Calibri" w:cs="Calibri" w:eastAsia="Calibri" w:hAnsi="Calibri"/>
-                <w:b w:val="false"/>
-                <w:bCs w:val="false"/>
-                <w:sz w:val="19"/>
-                <w:szCs w:val="19"/>
-              </w:rPr>
-              <w:t xml:space="preserve">Works; only fonts and colours were refreshed.</w:t>
-            </w:r>
-          </w:p>
-        </w:tc>
-        <w:tc>
-          <w:tcPr>
-            <w:tcW w:type="dxa" w:w="2500"/>
-            <w:tcBorders>
-              <w:top w:val="single" w:color="BFBFBF" w:sz="4"/>
-              <w:left w:val="single" w:color="BFBFBF" w:sz="4"/>
-              <w:bottom w:val="single" w:color="BFBFBF" w:sz="4"/>
-              <w:right w:val="single" w:color="BFBFBF" w:sz="4"/>
-            </w:tcBorders>
-            <w:shd w:fill="F2F2F2" w:color="auto" w:val="clear"/>
-            <w:tcMar>
-              <w:top w:type="dxa" w:w="60"/>
-              <w:left w:type="dxa" w:w="100"/>
-              <w:bottom w:type="dxa" w:w="60"/>
-              <w:right w:type="dxa" w:w="100"/>
-            </w:tcMar>
-          </w:tcPr>
-          <w:p>
-            <w:pPr>
-              <w:spacing w:after="40"/>
-            </w:pPr>
-            <w:r>
-              <w:rPr>
-                <w:rFonts w:ascii="Calibri" w:cs="Calibri" w:eastAsia="Calibri" w:hAnsi="Calibri"/>
-                <w:b w:val="false"/>
-                <w:bCs w:val="false"/>
-                <w:sz w:val="19"/>
-                <w:szCs w:val="19"/>
-              </w:rPr>
-              <w:t xml:space="preserve">Design work</w:t>
-            </w:r>
-          </w:p>
-        </w:tc>
-      </w:tr>
-      <w:tr>
-        <w:trPr>
-          <w:cantSplit/>
-        </w:trPr>
-        <w:tc>
-          <w:tcPr>
-            <w:tcW w:type="dxa" w:w="3200"/>
-            <w:tcBorders>
-              <w:top w:val="single" w:color="BFBFBF" w:sz="4"/>
-              <w:left w:val="single" w:color="BFBFBF" w:sz="4"/>
-              <w:bottom w:val="single" w:color="BFBFBF" w:sz="4"/>
-              <w:right w:val="single" w:color="BFBFBF" w:sz="4"/>
-            </w:tcBorders>
-            <w:tcMar>
-              <w:top w:type="dxa" w:w="60"/>
-              <w:left w:type="dxa" w:w="100"/>
-              <w:bottom w:type="dxa" w:w="60"/>
-              <w:right w:type="dxa" w:w="100"/>
-            </w:tcMar>
-          </w:tcPr>
-          <w:p>
-            <w:pPr>
-              <w:spacing w:after="40"/>
-            </w:pPr>
-            <w:r>
-              <w:rPr>
-                <w:rFonts w:ascii="Calibri" w:cs="Calibri" w:eastAsia="Calibri" w:hAnsi="Calibri"/>
-                <w:b/>
-                <w:bCs/>
-                <w:sz w:val="19"/>
-                <w:szCs w:val="19"/>
-              </w:rPr>
-              <w:t xml:space="preserve">Privacy policy, terms of service, store listings</w:t>
-            </w:r>
-          </w:p>
-        </w:tc>
-        <w:tc>
-          <w:tcPr>
-            <w:tcW w:type="dxa" w:w="3326"/>
-            <w:tcBorders>
-              <w:top w:val="single" w:color="BFBFBF" w:sz="4"/>
-              <w:left w:val="single" w:color="BFBFBF" w:sz="4"/>
-              <w:bottom w:val="single" w:color="BFBFBF" w:sz="4"/>
-              <w:right w:val="single" w:color="BFBFBF" w:sz="4"/>
-            </w:tcBorders>
-            <w:tcMar>
-              <w:top w:type="dxa" w:w="60"/>
-              <w:left w:type="dxa" w:w="100"/>
-              <w:bottom w:type="dxa" w:w="60"/>
-              <w:right w:type="dxa" w:w="100"/>
-            </w:tcMar>
-          </w:tcPr>
-          <w:p>
-            <w:pPr>
-              <w:spacing w:after="40"/>
-            </w:pPr>
-            <w:r>
-              <w:rPr>
-                <w:rFonts w:ascii="Calibri" w:cs="Calibri" w:eastAsia="Calibri" w:hAnsi="Calibri"/>
-                <w:b w:val="false"/>
-                <w:bCs w:val="false"/>
-                <w:sz w:val="19"/>
-                <w:szCs w:val="19"/>
-              </w:rPr>
-              <w:t xml:space="preserve">Required before public launch.</w:t>
-            </w:r>
-          </w:p>
-        </w:tc>
-        <w:tc>
-          <w:tcPr>
-            <w:tcW w:type="dxa" w:w="2500"/>
-            <w:tcBorders>
-              <w:top w:val="single" w:color="BFBFBF" w:sz="4"/>
-              <w:left w:val="single" w:color="BFBFBF" w:sz="4"/>
-              <w:bottom w:val="single" w:color="BFBFBF" w:sz="4"/>
-              <w:right w:val="single" w:color="BFBFBF" w:sz="4"/>
-            </w:tcBorders>
-            <w:tcMar>
-              <w:top w:type="dxa" w:w="60"/>
-              <w:left w:type="dxa" w:w="100"/>
-              <w:bottom w:type="dxa" w:w="60"/>
-              <w:right w:type="dxa" w:w="100"/>
-            </w:tcMar>
-          </w:tcPr>
-          <w:p>
-            <w:pPr>
-              <w:spacing w:after="40"/>
-            </w:pPr>
-            <w:r>
-              <w:rPr>
-                <w:rFonts w:ascii="Calibri" w:cs="Calibri" w:eastAsia="Calibri" w:hAnsi="Calibri"/>
-                <w:b w:val="false"/>
-                <w:bCs w:val="false"/>
-                <w:sz w:val="19"/>
-                <w:szCs w:val="19"/>
-              </w:rPr>
               <w:t xml:space="preserve">Legal text</w:t>
-            </w:r>
-          </w:p>
-        </w:tc>
-      </w:tr>
-      <w:tr>
-        <w:trPr>
-          <w:cantSplit/>
-        </w:trPr>
-        <w:tc>
-          <w:tcPr>
-            <w:tcW w:type="dxa" w:w="3200"/>
-            <w:tcBorders>
-              <w:top w:val="single" w:color="BFBFBF" w:sz="4"/>
-              <w:left w:val="single" w:color="BFBFBF" w:sz="4"/>
-              <w:bottom w:val="single" w:color="BFBFBF" w:sz="4"/>
-              <w:right w:val="single" w:color="BFBFBF" w:sz="4"/>
-            </w:tcBorders>
-            <w:shd w:fill="F2F2F2" w:color="auto" w:val="clear"/>
-            <w:tcMar>
-              <w:top w:type="dxa" w:w="60"/>
-              <w:left w:type="dxa" w:w="100"/>
-              <w:bottom w:type="dxa" w:w="60"/>
-              <w:right w:type="dxa" w:w="100"/>
-            </w:tcMar>
-          </w:tcPr>
-          <w:p>
-            <w:pPr>
-              <w:spacing w:after="40"/>
-            </w:pPr>
-            <w:r>
-              <w:rPr>
-                <w:rFonts w:ascii="Calibri" w:cs="Calibri" w:eastAsia="Calibri" w:hAnsi="Calibri"/>
-                <w:b/>
-                <w:bCs/>
-                <w:sz w:val="19"/>
-                <w:szCs w:val="19"/>
-              </w:rPr>
-              <w:t xml:space="preserve">Per-IP limits on sign-in code requests</w:t>
-            </w:r>
-          </w:p>
-        </w:tc>
-        <w:tc>
-          <w:tcPr>
-            <w:tcW w:type="dxa" w:w="3326"/>
-            <w:tcBorders>
-              <w:top w:val="single" w:color="BFBFBF" w:sz="4"/>
-              <w:left w:val="single" w:color="BFBFBF" w:sz="4"/>
-              <w:bottom w:val="single" w:color="BFBFBF" w:sz="4"/>
-              <w:right w:val="single" w:color="BFBFBF" w:sz="4"/>
-            </w:tcBorders>
-            <w:shd w:fill="F2F2F2" w:color="auto" w:val="clear"/>
-            <w:tcMar>
-              <w:top w:type="dxa" w:w="60"/>
-              <w:left w:type="dxa" w:w="100"/>
-              <w:bottom w:type="dxa" w:w="60"/>
-              <w:right w:type="dxa" w:w="100"/>
-            </w:tcMar>
-          </w:tcPr>
-          <w:p>
-            <w:pPr>
-              <w:spacing w:after="40"/>
-            </w:pPr>
-            <w:r>
-              <w:rPr>
-                <w:rFonts w:ascii="Calibri" w:cs="Calibri" w:eastAsia="Calibri" w:hAnsi="Calibri"/>
-                <w:b w:val="false"/>
-                <w:bCs w:val="false"/>
-                <w:sz w:val="19"/>
-                <w:szCs w:val="19"/>
-              </w:rPr>
-              <w:t xml:space="preserve">Limit is per address only.</w:t>
-            </w:r>
-          </w:p>
-        </w:tc>
-        <w:tc>
-          <w:tcPr>
-            <w:tcW w:type="dxa" w:w="2500"/>
-            <w:tcBorders>
-              <w:top w:val="single" w:color="BFBFBF" w:sz="4"/>
-              <w:left w:val="single" w:color="BFBFBF" w:sz="4"/>
-              <w:bottom w:val="single" w:color="BFBFBF" w:sz="4"/>
-              <w:right w:val="single" w:color="BFBFBF" w:sz="4"/>
-            </w:tcBorders>
-            <w:shd w:fill="F2F2F2" w:color="auto" w:val="clear"/>
-            <w:tcMar>
-              <w:top w:type="dxa" w:w="60"/>
-              <w:left w:type="dxa" w:w="100"/>
-              <w:bottom w:type="dxa" w:w="60"/>
-              <w:right w:type="dxa" w:w="100"/>
-            </w:tcMar>
-          </w:tcPr>
-          <w:p>
-            <w:pPr>
-              <w:spacing w:after="40"/>
-            </w:pPr>
-            <w:r>
-              <w:rPr>
-                <w:rFonts w:ascii="Calibri" w:cs="Calibri" w:eastAsia="Calibri" w:hAnsi="Calibri"/>
-                <w:b w:val="false"/>
-                <w:bCs w:val="false"/>
-                <w:sz w:val="19"/>
-                <w:szCs w:val="19"/>
-              </w:rPr>
-              <w:t xml:space="preserve">Edge limit</w:t>
             </w:r>
           </w:p>
         </w:tc>
@@ -27422,7 +27728,7 @@
         <w:rPr>
           <w:rFonts w:ascii="Calibri" w:cs="Calibri" w:eastAsia="Calibri" w:hAnsi="Calibri"/>
         </w:rPr>
-        <w:t xml:space="preserve">Run the database update for migrations 00028 to 00033 on the live database, push the code and let the server deploy.</w:t>
+        <w:t xml:space="preserve">Run the database updates for migrations 00034 to 00036 on the live database (00028 to 00033 are already in), push the code and let the server deploy.</w:t>
       </w:r>
     </w:p>
     <w:p>

--- a/docs/BookDan-Investor-Business-Logic-Report.docx
+++ b/docs/BookDan-Investor-Business-Logic-Report.docx
@@ -2408,7 +2408,7 @@
                 <w:sz w:val="19"/>
                 <w:szCs w:val="19"/>
               </w:rPr>
-              <w:t xml:space="preserve">US dollar and euro shown next to birr</w:t>
+              <w:t xml:space="preserve">About thirty display currencies, chosen by the guest</w:t>
             </w:r>
           </w:p>
         </w:tc>
@@ -2440,7 +2440,7 @@
                 <w:sz w:val="19"/>
                 <w:szCs w:val="19"/>
               </w:rPr>
-              <w:t xml:space="preserve">Always charged in birr. Rates are set by an admin and hidden if older than 30 days.</w:t>
+              <w:t xml:space="preserve">Always charged in birr. Rates come from a public feed (daily) or an admin; a rate older than 30 days is hidden.</w:t>
             </w:r>
           </w:p>
         </w:tc>
@@ -9801,7 +9801,7 @@
                 <w:sz w:val="19"/>
                 <w:szCs w:val="19"/>
               </w:rPr>
-              <w:t xml:space="preserve">Prices in dollars or euros</w:t>
+              <w:t xml:space="preserve">Prices in another currency</w:t>
             </w:r>
           </w:p>
         </w:tc>
@@ -9833,7 +9833,7 @@
                 <w:sz w:val="19"/>
                 <w:szCs w:val="19"/>
               </w:rPr>
-              <w:t xml:space="preserve">The guest picks a display currency in the profile. Prices show as "about" amounts next to the exact birr amount; the birr amount is what is charged.</w:t>
+              <w:t xml:space="preserve">A currency button (for example "ETB v") sits at the top of the search screen and the home screen, and in the profile. It opens a Currency screen like a travel booking app: the default (birr), nine popular currencies (dirhams, riyals, dollars, pounds, euros...), then more, with a search. Prices then show as "about" amounts with the exact birr amount next to anything charged. The screen says plainly that the guest is always charged and refunded in birr.</w:t>
             </w:r>
           </w:p>
         </w:tc>
@@ -9865,7 +9865,7 @@
                 <w:sz w:val="19"/>
                 <w:szCs w:val="19"/>
               </w:rPr>
-              <w:t xml:space="preserve">Working. Rates must be entered by an admin.</w:t>
+              <w:t xml:space="preserve">Working. Only currencies with a fresh rate are listed.</w:t>
             </w:r>
           </w:p>
         </w:tc>
@@ -9936,7 +9936,7 @@
                 <w:sz w:val="19"/>
                 <w:szCs w:val="19"/>
               </w:rPr>
-              <w:t xml:space="preserve">Rates older than 30 days are hidden; a change over 30% is refused when entered.</w:t>
+              <w:t xml:space="preserve">A rate older than 30 days is hidden, and that currency is no longer offered to guests. A change over 30% to a typed rate must be confirmed. If the feed cannot be read, old rates keep working until they go stale.</w:t>
             </w:r>
           </w:p>
         </w:tc>
@@ -17381,7 +17381,7 @@
                 <w:sz w:val="19"/>
                 <w:szCs w:val="19"/>
               </w:rPr>
-              <w:t xml:space="preserve">Enter the birr value of the dollar and euro; stale and extreme values are guarded.</w:t>
+              <w:t xml:space="preserve">A table of about thirty display currencies. "Fetch current rates" fills every currency nobody typed (and any rate that went out of date) from a public exchange-rate feed; this also runs by itself once a day. A rate an admin types is never overwritten by the feed (unless they tick the box). Extreme changes of a typed rate must be confirmed.</w:t>
             </w:r>
           </w:p>
         </w:tc>
@@ -17414,7 +17414,7 @@
                 <w:sz w:val="19"/>
                 <w:szCs w:val="19"/>
               </w:rPr>
-              <w:t xml:space="preserve">Working. Rates must be entered once the update is installed.</w:t>
+              <w:t xml:space="preserve">Working</w:t>
             </w:r>
           </w:p>
         </w:tc>
@@ -21509,7 +21509,7 @@
                 <w:sz w:val="19"/>
                 <w:szCs w:val="19"/>
               </w:rPr>
-              <w:t xml:space="preserve">Birr or other currency</w:t>
+              <w:t xml:space="preserve">Other currencies</w:t>
             </w:r>
           </w:p>
         </w:tc>
@@ -21541,7 +21541,7 @@
                 <w:sz w:val="19"/>
                 <w:szCs w:val="19"/>
               </w:rPr>
-              <w:t xml:space="preserve">Money is stored and charged in whole santim of birr; dollars and euros are display only.</w:t>
+              <w:t xml:space="preserve">Money is stored and charged in whole santim of birr. About thirty other currencies (dirhams, riyals, dollars, euros, pounds, yen and more) are for display only, with a rate from the exchange-rate feed or typed by an admin.</w:t>
             </w:r>
           </w:p>
         </w:tc>
